--- a/corpus/CDC-2025-115_maintenance.docx
+++ b/corpus/CDC-2025-115_maintenance.docx
@@ -74,7 +74,7 @@
         <w:t xml:space="preserve">Maître d'ouvrage : </w:t>
       </w:r>
       <w:r>
-        <w:t>Groupe EB — Direction des Systèmes d'Information</w:t>
+        <w:t>Société Exemple — Direction des Systèmes d'Information</w:t>
       </w:r>
     </w:p>
     <w:p>
@@ -92,17 +92,17 @@
     </w:p>
     <w:p>
       <w:r>
-        <w:t>Dans le cadre de son plan stratégique 2024-2027, le Groupe EB poursuit la modernisation de son système d'information afin de soutenir la croissance de ses activités et d'améliorer la qualité de service rendue à ses clients internes et externes.</w:t>
+        <w:t>Dans le cadre de son plan stratégique 2024-2027, le La Société Exemple poursuit la modernisation de son système d'information afin de soutenir la croissance de ses activités et d'améliorer la qualité de service rendue à ses clients internes et externes.</w:t>
       </w:r>
     </w:p>
     <w:p>
       <w:r>
-        <w:t>La présente consultation s'inscrit dans une démarche de renforcement de la résilience et de la performance des services informatiques du Groupe EB, engagée depuis 8 ans à l'initiative de la Direction Générale.</w:t>
+        <w:t>La présente consultation s'inscrit dans une démarche de renforcement de la résilience et de la performance des services informatiques du La Société Exemple, engagée depuis 8 ans à l'initiative de la Direction Générale.</w:t>
       </w:r>
     </w:p>
     <w:p>
       <w:r>
-        <w:t>Le Groupe EB emploie plus de 1200 collaborateurs répartis sur 9 sites au Maroc. La Direction des Systèmes d'Information pilote l'ensemble des projets d'évolution du système d'information pour le compte des directions métier.</w:t>
+        <w:t>La Société Exemple emploie plus de 1200 collaborateurs répartis sur 9 sites au Maroc. La Direction des Systèmes d'Information pilote l'ensemble des projets d'évolution du système d'information pour le compte des directions métier.</w:t>
       </w:r>
     </w:p>
     <w:p>
@@ -112,7 +112,7 @@
     </w:p>
     <w:p>
       <w:r>
-        <w:t>L'absence de contrat de maintenance structuré expose le Groupe EB à des délais de résolution incident variables et difficiles à anticiper, ce qui nuit à la continuité de service des directions métier.</w:t>
+        <w:t>L'absence de contrat de maintenance structuré expose la Société Exemple à des délais de résolution incident variables et difficiles à anticiper, ce qui nuit à la continuité de service des directions métier.</w:t>
       </w:r>
     </w:p>
     <w:p>
@@ -135,7 +135,7 @@
     </w:p>
     <w:p>
       <w:r>
-        <w:t>Ce document constitue le cahier des charges de la consultation lancée par la Direction des Systèmes d'Information du Groupe EB pour la prestation suivante : Maintenance des équipements réseau et de sécurité périmétrique. Il engage le prestataire retenu sur l'ensemble des exigences, des délais et des niveaux de service qui y sont énoncés, pour toute la durée du marché.</w:t>
+        <w:t>Ce document constitue le cahier des charges de la consultation lancée par la Direction des Systèmes d'Information de la Société Exemple pour la prestation suivante : Maintenance des équipements réseau et de sécurité périmétrique. Il engage le prestataire retenu sur l'ensemble des exigences, des délais et des niveaux de service qui y sont énoncés, pour toute la durée du marché.</w:t>
       </w:r>
     </w:p>
     <w:p>
@@ -183,7 +183,7 @@
     </w:p>
     <w:p>
       <w:r>
-        <w:t>- Astreinte téléphonique aux horaires convenus. Le Groupe EB désigne un interlocuteur référent pour valider cette activité.</w:t>
+        <w:t>- Astreinte téléphonique aux horaires convenus. La Société Exemple désigne un interlocuteur référent pour valider cette activité.</w:t>
       </w:r>
     </w:p>
     <w:p>
@@ -193,7 +193,7 @@
     </w:p>
     <w:p>
       <w:r>
-        <w:t>- Le support aux utilisateurs finaux, qui reste assuré par le service d'assistance interne du Groupe EB.</w:t>
+        <w:t>- Le support aux utilisateurs finaux, qui reste assuré par le service d'assistance interne de la Société Exemple.</w:t>
       </w:r>
     </w:p>
     <w:p>
@@ -213,12 +213,12 @@
     </w:p>
     <w:p>
       <w:r>
-        <w:t>- La formation de personnel autre que les équipes désignées par le Groupe EB.</w:t>
+        <w:t>- La formation de personnel autre que les équipes désignées par la Société Exemple.</w:t>
       </w:r>
     </w:p>
     <w:p>
       <w:r>
-        <w:t>- La fourniture de postes de travail ou d'équipements bureautiques standards du Groupe EB.</w:t>
+        <w:t>- La fourniture de postes de travail ou d'équipements bureautiques standards de la Société Exemple.</w:t>
       </w:r>
     </w:p>
     <w:p>
@@ -246,7 +246,7 @@
     </w:p>
     <w:p>
       <w:r>
-        <w:t>Le parc couvert par la présente consultation compte environ 400 équipements, répartis sur l'ensemble des sites du Groupe EB, avec une ancienneté moyenne de 7 ans. Un audit interne a confirmé la nécessité d'une intervention à court terme sur ce périmètre.</w:t>
+        <w:t>Le parc couvert par la présente consultation compte environ 400 équipements, répartis sur l'ensemble des sites du Société Exemple, avec une ancienneté moyenne de 7 ans. Un audit interne a confirmé la nécessité d'une intervention à court terme sur ce périmètre.</w:t>
       </w:r>
     </w:p>
     <w:p>
@@ -269,7 +269,7 @@
     </w:p>
     <w:p>
       <w:r>
-        <w:t>EF-01. Le prestataire retenu doit assurer une astreinte joignable aux horaires définis dans le présent cahier des charges. Cette exigence s'inscrit dans la politique de sécurité du Groupe EB. Le prestataire documente la mise en œuvre de cette exigence dans le dossier de recette. Le prestataire décrit dans son offre la manière dont il compte répondre à cette exigence, avec le niveau de détail attendu pour une consultation de ce type.</w:t>
+        <w:t>EF-01. Le prestataire retenu doit assurer une astreinte joignable aux horaires définis dans le présent cahier des charges. Cette exigence s'inscrit dans la politique de sécurité de la Société Exemple. Le prestataire documente la mise en œuvre de cette exigence dans le dossier de recette. Le prestataire décrit dans son offre la manière dont il compte répondre à cette exigence, avec le niveau de détail attendu pour une consultation de ce type.</w:t>
       </w:r>
     </w:p>
     <w:p>
@@ -284,7 +284,7 @@
     </w:p>
     <w:p>
       <w:r>
-        <w:t>EF-04. L'outil déployé doit fournir une documentation d'exploitation permettant aux équipes internes d'assurer le support de premier niveau. Cette exigence est jugée prioritaire par la Direction des Systèmes d'Information. Cette exigence fait l'objet d'un contrôle contradictoire entre le prestataire et les équipes du Groupe EB. Le Groupe EB se réserve le droit de demander une démonstration anticipée de cette fonctionnalité avant la commande ferme.</w:t>
+        <w:t>EF-04. L'outil déployé doit fournir une documentation d'exploitation permettant aux équipes internes d'assurer le support de premier niveau. Cette exigence est jugée prioritaire par la Direction des Systèmes d'Information. Cette exigence fait l'objet d'un contrôle contradictoire entre le prestataire et les équipes de la Société Exemple. La Société Exemple se réserve le droit de demander une démonstration anticipée de cette fonctionnalité avant la commande ferme.</w:t>
       </w:r>
     </w:p>
     <w:p>
@@ -299,7 +299,7 @@
     </w:p>
     <w:p>
       <w:r>
-        <w:t>EF-07. Le prestataire doit transmettre un rapport d'intervention détaillé à l'issue de chaque visite, préventive ou corrective. Cette exigence contribue directement aux objectifs de qualité de service fixés pour la prestation. La démonstration de cette exigence est intégrée au plan de tests de recette. Le Groupe EB se réserve le droit de demander une démonstration anticipée de cette fonctionnalité avant la commande ferme.</w:t>
+        <w:t>EF-07. Le prestataire doit transmettre un rapport d'intervention détaillé à l'issue de chaque visite, préventive ou corrective. Cette exigence contribue directement aux objectifs de qualité de service fixés pour la prestation. La démonstration de cette exigence est intégrée au plan de tests de recette. La Société Exemple se réserve le droit de demander une démonstration anticipée de cette fonctionnalité avant la commande ferme.</w:t>
       </w:r>
     </w:p>
     <w:p>
@@ -324,12 +324,12 @@
     </w:p>
     <w:p>
       <w:r>
-        <w:t>EF-12. Le dispositif mis en œuvre doit fournir un mécanisme de restauration après incident sans perte de données au-delà de l'objectif de point de reprise convenu. Cette exigence conditionne l'adhésion des utilisateurs finaux à la nouvelle solution. Le non-respect constaté de cette exigence ouvre un délai de reprise avant réception. L'absence de cette fonctionnalité expose le Groupe EB à un risque opérationnel jugé significatif par la Direction des Systèmes d'Information.</w:t>
+        <w:t>EF-12. Le dispositif mis en œuvre doit fournir un mécanisme de restauration après incident sans perte de données au-delà de l'objectif de point de reprise convenu. Cette exigence conditionne l'adhésion des utilisateurs finaux à la nouvelle solution. Le non-respect constaté de cette exigence ouvre un délai de reprise avant réception. L'absence de cette fonctionnalité expose la Société Exemple à un risque opérationnel jugé significatif par la Direction des Systèmes d'Information.</w:t>
       </w:r>
     </w:p>
     <w:p>
       <w:r>
-        <w:t>EF-13. L'application livrée doit permettre la révocation immédiate des droits d'un utilisateur quittant le Groupe EB. Cette exigence a été formulée à la suite des incidents constatés sur le système actuel. Le non-respect constaté de cette exigence ouvre un délai de reprise avant réception. Le prestataire décrit dans son offre la manière dont il compte répondre à cette exigence, avec le niveau de détail attendu pour une consultation de ce type.</w:t>
+        <w:t>EF-13. L'application livrée doit permettre la révocation immédiate des droits d'un utilisateur quittant la Société Exemple. Cette exigence a été formulée à la suite des incidents constatés sur le système actuel. Le non-respect constaté de cette exigence ouvre un délai de reprise avant réception. Le prestataire décrit dans son offre la manière dont il compte répondre à cette exigence, avec le niveau de détail attendu pour une consultation de ce type.</w:t>
       </w:r>
     </w:p>
     <w:p>
@@ -339,7 +339,7 @@
     </w:p>
     <w:p>
       <w:r>
-        <w:t>EF-15. Le système doit permettre la révocation immédiate des droits d'un utilisateur quittant le Groupe EB. Cette exigence conditionne l'adhésion des utilisateurs finaux à la nouvelle solution. Cette exigence est vérifiée lors de la recette technique, sur la base d'un scénario de test documenté. Cette exigence est reprise telle quelle dans le contrat final, sauf négociation explicite actée par écrit entre les parties.</w:t>
+        <w:t>EF-15. Le système doit permettre la révocation immédiate des droits d'un utilisateur quittant la Société Exemple. Cette exigence conditionne l'adhésion des utilisateurs finaux à la nouvelle solution. Cette exigence est vérifiée lors de la recette technique, sur la base d'un scénario de test documenté. Cette exigence est reprise telle quelle dans le contrat final, sauf négociation explicite actée par écrit entre les parties.</w:t>
       </w:r>
     </w:p>
     <w:p>
@@ -354,7 +354,7 @@
     </w:p>
     <w:p>
       <w:r>
-        <w:t>EF-18. L'équipe en charge de la prestation doit maintenir à jour l'inventaire des équipements couverts par le contrat, avec numéro de série et localisation. Cette exigence s'inscrit dans la politique de sécurité du Groupe EB. Cette exigence est validée par un test fonctionnel réalisé en présence d'un représentant du Groupe EB. Cette exigence a un impact direct sur l'expérience quotidienne des utilisateurs finaux du système.</w:t>
+        <w:t>EF-18. L'équipe en charge de la prestation doit maintenir à jour l'inventaire des équipements couverts par le contrat, avec numéro de série et localisation. Cette exigence s'inscrit dans la politique de sécurité de la Société Exemple. Cette exigence est validée par un test fonctionnel réalisé en présence d'un représentant de la Société Exemple. Cette exigence a un impact direct sur l'expérience quotidienne des utilisateurs finaux du système.</w:t>
       </w:r>
     </w:p>
     <w:p>
@@ -364,12 +364,12 @@
     </w:p>
     <w:p>
       <w:r>
-        <w:t>EF-20. L'équipe en charge de la prestation doit assurer une astreinte joignable aux horaires définis dans le présent cahier des charges. Cette exigence conditionne l'adhésion des utilisateurs finaux à la nouvelle solution. Cette exigence est validée par un test fonctionnel réalisé en présence d'un représentant du Groupe EB. Une réponse partielle à cette exigence doit être explicitement signalée et justifiée dans l'offre du prestataire.</w:t>
+        <w:t>EF-20. L'équipe en charge de la prestation doit assurer une astreinte joignable aux horaires définis dans le présent cahier des charges. Cette exigence conditionne l'adhésion des utilisateurs finaux à la nouvelle solution. Cette exigence est validée par un test fonctionnel réalisé en présence d'un représentant de la Société Exemple. Une réponse partielle à cette exigence doit être explicitement signalée et justifiée dans l'offre du prestataire.</w:t>
       </w:r>
     </w:p>
     <w:p>
       <w:r>
-        <w:t>EF-21. Le titulaire du marché doit mettre à disposition un portail de tickets accessible en permanence, avec accusé de réception automatique. Cette exigence contribue directement aux objectifs de qualité de service fixés pour la prestation. Cette exigence est validée par un test fonctionnel réalisé en présence d'un représentant du Groupe EB. Cette exigence est reprise telle quelle dans le contrat final, sauf négociation explicite actée par écrit entre les parties.</w:t>
+        <w:t>EF-21. Le titulaire du marché doit mettre à disposition un portail de tickets accessible en permanence, avec accusé de réception automatique. Cette exigence contribue directement aux objectifs de qualité de service fixés pour la prestation. Cette exigence est validée par un test fonctionnel réalisé en présence d'un représentant de la Société Exemple. Cette exigence est reprise telle quelle dans le contrat final, sauf négociation explicite actée par écrit entre les parties.</w:t>
       </w:r>
     </w:p>
     <w:p>
@@ -379,47 +379,47 @@
     </w:p>
     <w:p>
       <w:r>
-        <w:t>EF-23. L'outil déployé doit garantir la conformité au Règlement Général sur la Protection des Données pour tout traitement de données à caractère personnel. Cette exigence répond à un besoin exprimé par les utilisateurs métier lors des ateliers de cadrage. Le non-respect constaté de cette exigence ouvre un délai de reprise avant réception. Le Groupe EB se réserve le droit de demander une démonstration anticipée de cette fonctionnalité avant la commande ferme.</w:t>
+        <w:t>EF-23. L'outil déployé doit garantir la conformité au Règlement Général sur la Protection des Données pour tout traitement de données à caractère personnel. Cette exigence répond à un besoin exprimé par les utilisateurs métier lors des ateliers de cadrage. Le non-respect constaté de cette exigence ouvre un délai de reprise avant réception. La Société Exemple se réserve le droit de demander une démonstration anticipée de cette fonctionnalité avant la commande ferme.</w:t>
       </w:r>
     </w:p>
     <w:p>
       <w:r>
-        <w:t>EF-24. L'équipe en charge de la prestation doit communiquer sans délai au Groupe EB toute panne récurrente constatée sur un même équipement. Cette exigence répond à un besoin exprimé par les utilisateurs métier lors des ateliers de cadrage. Cette exigence fait l'objet d'un contrôle contradictoire entre le prestataire et les équipes du Groupe EB. Le Groupe EB se réserve le droit de demander une démonstration anticipée de cette fonctionnalité avant la commande ferme.</w:t>
+        <w:t>EF-24. L'équipe en charge de la prestation doit communiquer sans délai à la Société Exemple toute panne récurrente constatée sur un même équipement. Cette exigence répond à un besoin exprimé par les utilisateurs métier lors des ateliers de cadrage. Cette exigence fait l'objet d'un contrôle contradictoire entre le prestataire et les équipes de la Société Exemple. La Société Exemple se réserve le droit de demander une démonstration anticipée de cette fonctionnalité avant la commande ferme.</w:t>
       </w:r>
     </w:p>
     <w:p>
       <w:r>
-        <w:t>EF-25. L'outil déployé doit journaliser l'ensemble des opérations sensibles, avec conservation des journaux pendant une durée conforme à la politique interne du Groupe EB. Cette exigence a été formulée à la suite des incidents constatés sur le système actuel. Cette exigence est tracée dans la matrice de conformité remise avec l'offre. Cette exigence est reprise telle quelle dans le contrat final, sauf négociation explicite actée par écrit entre les parties.</w:t>
+        <w:t>EF-25. L'outil déployé doit journaliser l'ensemble des opérations sensibles, avec conservation des journaux pendant une durée conforme à la politique interne de la Société Exemple. Cette exigence a été formulée à la suite des incidents constatés sur le système actuel. Cette exigence est tracée dans la matrice de conformité remise avec l'offre. Cette exigence est reprise telle quelle dans le contrat final, sauf négociation explicite actée par écrit entre les parties.</w:t>
       </w:r>
     </w:p>
     <w:p>
       <w:r>
-        <w:t>EF-26. L'équipe en charge de la prestation doit proposer un plan de remplacement anticipé pour les équipements identifiés comme obsolètes. Cette exigence découle des limites constatées sur la solution actuelle, décrites au chapitre Analyse de l'existant. La démonstration de cette exigence est intégrée au plan de tests de recette. L'absence de cette fonctionnalité expose le Groupe EB à un risque opérationnel jugé significatif par la Direction des Systèmes d'Information.</w:t>
+        <w:t>EF-26. L'équipe en charge de la prestation doit proposer un plan de remplacement anticipé pour les équipements identifiés comme obsolètes. Cette exigence découle des limites constatées sur la solution actuelle, décrites au chapitre Analyse de l'existant. La démonstration de cette exigence est intégrée au plan de tests de recette. L'absence de cette fonctionnalité expose la Société Exemple à un risque opérationnel jugé significatif par la Direction des Systèmes d'Information.</w:t>
       </w:r>
     </w:p>
     <w:p>
       <w:r>
-        <w:t>EF-27. La solution retenue doit restituer, sur demande du Groupe EB, un état complet des habilitations actives à un instant donné. Cette exigence répond à un besoin exprimé par les utilisateurs métier lors des ateliers de cadrage. Le respect de cette exigence conditionne le prononcé de la réception provisoire. Cette exigence est reprise telle quelle dans le contrat final, sauf négociation explicite actée par écrit entre les parties.</w:t>
+        <w:t>EF-27. La solution retenue doit restituer, sur demande de la Société Exemple, un état complet des habilitations actives à un instant donné. Cette exigence répond à un besoin exprimé par les utilisateurs métier lors des ateliers de cadrage. Le respect de cette exigence conditionne le prononcé de la réception provisoire. Cette exigence est reprise telle quelle dans le contrat final, sauf négociation explicite actée par écrit entre les parties.</w:t>
       </w:r>
     </w:p>
     <w:p>
       <w:r>
-        <w:t>EF-28. Le titulaire du marché doit fournir un rapport d'activité mensuel détaillant les incidents traités et les temps de résolution constatés. Cette exigence répond à un besoin exprimé par les utilisateurs métier lors des ateliers de cadrage. Cette exigence est vérifiée par échantillonnage lors de la période d'observation. Le Groupe EB se réserve le droit de demander une démonstration anticipée de cette fonctionnalité avant la commande ferme.</w:t>
+        <w:t>EF-28. Le titulaire du marché doit fournir un rapport d'activité mensuel détaillant les incidents traités et les temps de résolution constatés. Cette exigence répond à un besoin exprimé par les utilisateurs métier lors des ateliers de cadrage. Cette exigence est vérifiée par échantillonnage lors de la période d'observation. La Société Exemple se réserve le droit de demander une démonstration anticipée de cette fonctionnalité avant la commande ferme.</w:t>
       </w:r>
     </w:p>
     <w:p>
       <w:r>
-        <w:t>EF-29. Le dispositif mis en œuvre doit journaliser l'ensemble des opérations sensibles, avec conservation des journaux pendant une durée conforme à la politique interne du Groupe EB. Cette exigence a été formulée à la suite des incidents constatés sur le système actuel. La démonstration de cette exigence est intégrée au plan de tests de recette. Le Groupe EB se réserve le droit de demander une démonstration anticipée de cette fonctionnalité avant la commande ferme.</w:t>
+        <w:t>EF-29. Le dispositif mis en œuvre doit journaliser l'ensemble des opérations sensibles, avec conservation des journaux pendant une durée conforme à la politique interne de la Société Exemple. Cette exigence a été formulée à la suite des incidents constatés sur le système actuel. La démonstration de cette exigence est intégrée au plan de tests de recette. La Société Exemple se réserve le droit de demander une démonstration anticipée de cette fonctionnalité avant la commande ferme.</w:t>
       </w:r>
     </w:p>
     <w:p>
       <w:r>
-        <w:t>EF-30. Le prestataire doit proposer un plan de remplacement anticipé pour les équipements identifiés comme obsolètes. Cette exigence répond à un besoin exprimé par les utilisateurs métier lors des ateliers de cadrage. La démonstration de cette exigence est intégrée au plan de tests de recette. Le Groupe EB se réserve le droit de demander une démonstration anticipée de cette fonctionnalité avant la commande ferme.</w:t>
+        <w:t>EF-30. Le prestataire doit proposer un plan de remplacement anticipé pour les équipements identifiés comme obsolètes. Cette exigence répond à un besoin exprimé par les utilisateurs métier lors des ateliers de cadrage. La démonstration de cette exigence est intégrée au plan de tests de recette. La Société Exemple se réserve le droit de demander une démonstration anticipée de cette fonctionnalité avant la commande ferme.</w:t>
       </w:r>
     </w:p>
     <w:p>
       <w:r>
-        <w:t>EF-31. Le dispositif mis en œuvre doit permettre l'archivage des données selon une durée de conservation conforme aux obligations légales applicables. Cette exigence conditionne l'adhésion des utilisateurs finaux à la nouvelle solution. Cette exigence fait l'objet d'un contrôle contradictoire entre le prestataire et les équipes du Groupe EB. Cette exigence a un impact direct sur l'expérience quotidienne des utilisateurs finaux du système.</w:t>
+        <w:t>EF-31. Le dispositif mis en œuvre doit permettre l'archivage des données selon une durée de conservation conforme aux obligations légales applicables. Cette exigence conditionne l'adhésion des utilisateurs finaux à la nouvelle solution. Cette exigence fait l'objet d'un contrôle contradictoire entre le prestataire et les équipes de la Société Exemple. Cette exigence a un impact direct sur l'expérience quotidienne des utilisateurs finaux du système.</w:t>
       </w:r>
     </w:p>
     <w:p>
@@ -434,12 +434,12 @@
     </w:p>
     <w:p>
       <w:r>
-        <w:t>EF-34. Le titulaire du marché doit qualifier chaque incident selon un niveau de criticité défini conjointement avec le Groupe EB. Cette exigence a été formulée à la suite des incidents constatés sur le système actuel. Le respect de cette exigence conditionne le prononcé de la réception provisoire. Une réponse partielle à cette exigence doit être explicitement signalée et justifiée dans l'offre du prestataire.</w:t>
+        <w:t>EF-34. Le titulaire du marché doit qualifier chaque incident selon un niveau de criticité défini conjointement avec la Société Exemple. Cette exigence a été formulée à la suite des incidents constatés sur le système actuel. Le respect de cette exigence conditionne le prononcé de la réception provisoire. Une réponse partielle à cette exigence doit être explicitement signalée et justifiée dans l'offre du prestataire.</w:t>
       </w:r>
     </w:p>
     <w:p>
       <w:r>
-        <w:t>EF-35. Le prestataire retenu doit mettre à disposition un portail de tickets accessible en permanence, avec accusé de réception automatique. Cette exigence découle des limites constatées sur la solution actuelle, décrites au chapitre Analyse de l'existant. Cette exigence est validée par un test fonctionnel réalisé en présence d'un représentant du Groupe EB. Cette exigence a un impact direct sur l'expérience quotidienne des utilisateurs finaux du système.</w:t>
+        <w:t>EF-35. Le prestataire retenu doit mettre à disposition un portail de tickets accessible en permanence, avec accusé de réception automatique. Cette exigence découle des limites constatées sur la solution actuelle, décrites au chapitre Analyse de l'existant. Cette exigence est validée par un test fonctionnel réalisé en présence d'un représentant de la Société Exemple. Cette exigence a un impact direct sur l'expérience quotidienne des utilisateurs finaux du système.</w:t>
       </w:r>
     </w:p>
     <w:p>
@@ -449,7 +449,7 @@
     </w:p>
     <w:p>
       <w:r>
-        <w:t>EF-37. L'application livrée doit permettre la sauvegarde régulière des données selon une politique définie conjointement avec la Direction des Systèmes d'Information. Cette exigence découle des limites constatées sur la solution actuelle, décrites au chapitre Analyse de l'existant. Cette exigence est vérifiée par échantillonnage lors de la période d'observation. Le Groupe EB se réserve le droit de demander une démonstration anticipée de cette fonctionnalité avant la commande ferme.</w:t>
+        <w:t>EF-37. L'application livrée doit permettre la sauvegarde régulière des données selon une politique définie conjointement avec la Direction des Systèmes d'Information. Cette exigence découle des limites constatées sur la solution actuelle, décrites au chapitre Analyse de l'existant. Cette exigence est vérifiée par échantillonnage lors de la période d'observation. La Société Exemple se réserve le droit de demander une démonstration anticipée de cette fonctionnalité avant la commande ferme.</w:t>
       </w:r>
     </w:p>
     <w:p>
@@ -459,12 +459,12 @@
     </w:p>
     <w:p>
       <w:r>
-        <w:t>EF-39. L'outil déployé doit permettre la sauvegarde régulière des données selon une politique définie conjointement avec la Direction des Systèmes d'Information. Cette exigence a été formulée à la suite des incidents constatés sur le système actuel. Cette exigence fait l'objet d'un contrôle contradictoire entre le prestataire et les équipes du Groupe EB. L'absence de cette fonctionnalité expose le Groupe EB à un risque opérationnel jugé significatif par la Direction des Systèmes d'Information.</w:t>
+        <w:t>EF-39. L'outil déployé doit permettre la sauvegarde régulière des données selon une politique définie conjointement avec la Direction des Systèmes d'Information. Cette exigence a été formulée à la suite des incidents constatés sur le système actuel. Cette exigence fait l'objet d'un contrôle contradictoire entre le prestataire et les équipes de la Société Exemple. L'absence de cette fonctionnalité expose la Société Exemple à un risque opérationnel jugé significatif par la Direction des Systèmes d'Information.</w:t>
       </w:r>
     </w:p>
     <w:p>
       <w:r>
-        <w:t>EF-40. Le titulaire du marché doit réaliser un diagnostic à distance avant tout déplacement sur site, sauf incident bloquant. Cette exigence contribue directement aux objectifs de qualité de service fixés pour la prestation. Cette exigence est tracée dans la matrice de conformité remise avec l'offre. L'absence de cette fonctionnalité expose le Groupe EB à un risque opérationnel jugé significatif par la Direction des Systèmes d'Information.</w:t>
+        <w:t>EF-40. Le titulaire du marché doit réaliser un diagnostic à distance avant tout déplacement sur site, sauf incident bloquant. Cette exigence contribue directement aux objectifs de qualité de service fixés pour la prestation. Cette exigence est tracée dans la matrice de conformité remise avec l'offre. L'absence de cette fonctionnalité expose la Société Exemple à un risque opérationnel jugé significatif par la Direction des Systèmes d'Information.</w:t>
       </w:r>
     </w:p>
     <w:p>
@@ -474,7 +474,7 @@
     </w:p>
     <w:p>
       <w:r>
-        <w:t>EF-42. L'équipe en charge de la prestation doit transmettre un rapport d'intervention détaillé à l'issue de chaque visite, préventive ou corrective. Cette exigence s'inscrit dans la politique de sécurité du Groupe EB. La conformité à cette exigence est un préalable à la levée des réserves de réception. Cette exigence a un impact direct sur l'expérience quotidienne des utilisateurs finaux du système.</w:t>
+        <w:t>EF-42. L'équipe en charge de la prestation doit transmettre un rapport d'intervention détaillé à l'issue de chaque visite, préventive ou corrective. Cette exigence s'inscrit dans la politique de sécurité de la Société Exemple. La conformité à cette exigence est un préalable à la levée des réserves de réception. Cette exigence a un impact direct sur l'expérience quotidienne des utilisateurs finaux du système.</w:t>
       </w:r>
     </w:p>
     <w:p>
@@ -489,12 +489,12 @@
     </w:p>
     <w:p>
       <w:r>
-        <w:t>EF-45. Le système doit reposer sur une authentification unique adossée à l'annuaire LDAP du Groupe EB. Cette exigence contribue directement aux objectifs de qualité de service fixés pour la prestation. Le respect de cette exigence conditionne le prononcé de la réception provisoire. Une réponse partielle à cette exigence doit être explicitement signalée et justifiée dans l'offre du prestataire.</w:t>
+        <w:t>EF-45. Le système doit reposer sur une authentification unique adossée à l'annuaire LDAP de la Société Exemple. Cette exigence contribue directement aux objectifs de qualité de service fixés pour la prestation. Le respect de cette exigence conditionne le prononcé de la réception provisoire. Une réponse partielle à cette exigence doit être explicitement signalée et justifiée dans l'offre du prestataire.</w:t>
       </w:r>
     </w:p>
     <w:p>
       <w:r>
-        <w:t>EF-46. Le prestataire doit qualifier chaque incident selon un niveau de criticité défini conjointement avec le Groupe EB. Cette exigence vise à réduire le risque opérationnel identifié sur le périmètre actuel. Le respect de cette exigence conditionne le prononcé de la réception provisoire. L'absence de cette fonctionnalité expose le Groupe EB à un risque opérationnel jugé significatif par la Direction des Systèmes d'Information.</w:t>
+        <w:t>EF-46. Le prestataire doit qualifier chaque incident selon un niveau de criticité défini conjointement avec la Société Exemple. Cette exigence vise à réduire le risque opérationnel identifié sur le périmètre actuel. Le respect de cette exigence conditionne le prononcé de la réception provisoire. L'absence de cette fonctionnalité expose la Société Exemple à un risque opérationnel jugé significatif par la Direction des Systèmes d'Information.</w:t>
       </w:r>
     </w:p>
     <w:p>
@@ -504,17 +504,17 @@
     </w:p>
     <w:p>
       <w:r>
-        <w:t>EF-48. Le dispositif mis en œuvre doit permettre la définition de profils d'accès distincts selon le rôle de l'utilisateur. Cette exigence contribue directement aux objectifs de qualité de service fixés pour la prestation. La conformité à cette exigence est un préalable à la levée des réserves de réception. L'absence de cette fonctionnalité expose le Groupe EB à un risque opérationnel jugé significatif par la Direction des Systèmes d'Information.</w:t>
+        <w:t>EF-48. Le dispositif mis en œuvre doit permettre la définition de profils d'accès distincts selon le rôle de l'utilisateur. Cette exigence contribue directement aux objectifs de qualité de service fixés pour la prestation. La conformité à cette exigence est un préalable à la levée des réserves de réception. L'absence de cette fonctionnalité expose la Société Exemple à un risque opérationnel jugé significatif par la Direction des Systèmes d'Information.</w:t>
       </w:r>
     </w:p>
     <w:p>
       <w:r>
-        <w:t>EF-49. L'outil déployé doit restituer, sur demande du Groupe EB, un état complet des habilitations actives à un instant donné. Cette exigence est jugée prioritaire par la Direction des Systèmes d'Information. La démonstration de cette exigence est intégrée au plan de tests de recette. Le prestataire décrit dans son offre la manière dont il compte répondre à cette exigence, avec le niveau de détail attendu pour une consultation de ce type.</w:t>
+        <w:t>EF-49. L'outil déployé doit restituer, sur demande de la Société Exemple, un état complet des habilitations actives à un instant donné. Cette exigence est jugée prioritaire par la Direction des Systèmes d'Information. La démonstration de cette exigence est intégrée au plan de tests de recette. Le prestataire décrit dans son offre la manière dont il compte répondre à cette exigence, avec le niveau de détail attendu pour une consultation de ce type.</w:t>
       </w:r>
     </w:p>
     <w:p>
       <w:r>
-        <w:t>EF-50. L'application livrée doit garantir la conformité au Règlement Général sur la Protection des Données pour tout traitement de données à caractère personnel. Cette exigence s'inscrit dans la politique de sécurité du Groupe EB. Cette exigence est vérifiée lors de la recette technique, sur la base d'un scénario de test documenté. Cette exigence a un impact direct sur l'expérience quotidienne des utilisateurs finaux du système.</w:t>
+        <w:t>EF-50. L'application livrée doit garantir la conformité au Règlement Général sur la Protection des Données pour tout traitement de données à caractère personnel. Cette exigence s'inscrit dans la politique de sécurité de la Société Exemple. Cette exigence est vérifiée lors de la recette technique, sur la base d'un scénario de test documenté. Cette exigence a un impact direct sur l'expérience quotidienne des utilisateurs finaux du système.</w:t>
       </w:r>
     </w:p>
     <w:p>
@@ -529,12 +529,12 @@
     </w:p>
     <w:p>
       <w:r>
-        <w:t>EF-53. Le titulaire du marché doit communiquer sans délai au Groupe EB toute panne récurrente constatée sur un même équipement. Cette exigence s'inscrit dans la politique de sécurité du Groupe EB. Cette exigence est validée par un test fonctionnel réalisé en présence d'un représentant du Groupe EB. Cette exigence a un impact direct sur l'expérience quotidienne des utilisateurs finaux du système.</w:t>
+        <w:t>EF-53. Le titulaire du marché doit communiquer sans délai à la Société Exemple toute panne récurrente constatée sur un même équipement. Cette exigence s'inscrit dans la politique de sécurité de la Société Exemple. Cette exigence est validée par un test fonctionnel réalisé en présence d'un représentant de la Société Exemple. Cette exigence a un impact direct sur l'expérience quotidienne des utilisateurs finaux du système.</w:t>
       </w:r>
     </w:p>
     <w:p>
       <w:r>
-        <w:t>EF-54. L'outil déployé doit permettre la révocation immédiate des droits d'un utilisateur quittant le Groupe EB. Cette exigence vise à réduire le risque opérationnel identifié sur le périmètre actuel. La démonstration de cette exigence est intégrée au plan de tests de recette. Le Groupe EB se réserve le droit de demander une démonstration anticipée de cette fonctionnalité avant la commande ferme.</w:t>
+        <w:t>EF-54. L'outil déployé doit permettre la révocation immédiate des droits d'un utilisateur quittant la Société Exemple. Cette exigence vise à réduire le risque opérationnel identifié sur le périmètre actuel. La démonstration de cette exigence est intégrée au plan de tests de recette. La Société Exemple se réserve le droit de demander une démonstration anticipée de cette fonctionnalité avant la commande ferme.</w:t>
       </w:r>
     </w:p>
     <w:p>
@@ -544,17 +544,17 @@
     </w:p>
     <w:p>
       <w:r>
-        <w:t>EF-56. Le dispositif mis en œuvre doit permettre la révocation immédiate des droits d'un utilisateur quittant le Groupe EB. Cette exigence est jugée prioritaire par la Direction des Systèmes d'Information. La conformité à cette exigence est un préalable à la levée des réserves de réception. L'absence de cette fonctionnalité expose le Groupe EB à un risque opérationnel jugé significatif par la Direction des Systèmes d'Information.</w:t>
+        <w:t>EF-56. Le dispositif mis en œuvre doit permettre la révocation immédiate des droits d'un utilisateur quittant la Société Exemple. Cette exigence est jugée prioritaire par la Direction des Systèmes d'Information. La conformité à cette exigence est un préalable à la levée des réserves de réception. L'absence de cette fonctionnalité expose la Société Exemple à un risque opérationnel jugé significatif par la Direction des Systèmes d'Information.</w:t>
       </w:r>
     </w:p>
     <w:p>
       <w:r>
-        <w:t>EF-57. La solution retenue doit permettre la révocation immédiate des droits d'un utilisateur quittant le Groupe EB. Cette exigence a été formulée à la suite des incidents constatés sur le système actuel. La conformité à cette exigence est un préalable à la levée des réserves de réception. Le prestataire décrit dans son offre la manière dont il compte répondre à cette exigence, avec le niveau de détail attendu pour une consultation de ce type.</w:t>
+        <w:t>EF-57. La solution retenue doit permettre la révocation immédiate des droits d'un utilisateur quittant la Société Exemple. Cette exigence a été formulée à la suite des incidents constatés sur le système actuel. La conformité à cette exigence est un préalable à la levée des réserves de réception. Le prestataire décrit dans son offre la manière dont il compte répondre à cette exigence, avec le niveau de détail attendu pour une consultation de ce type.</w:t>
       </w:r>
     </w:p>
     <w:p>
       <w:r>
-        <w:t>EF-58. Le prestataire retenu doit disposer d'un stock de pièces de rechange suffisant pour respecter les délais de rétablissement contractuels. Cette exigence contribue directement aux objectifs de qualité de service fixés pour la prestation. Cette exigence est validée par un test fonctionnel réalisé en présence d'un représentant du Groupe EB. Le Groupe EB se réserve le droit de demander une démonstration anticipée de cette fonctionnalité avant la commande ferme.</w:t>
+        <w:t>EF-58. Le prestataire retenu doit disposer d'un stock de pièces de rechange suffisant pour respecter les délais de rétablissement contractuels. Cette exigence contribue directement aux objectifs de qualité de service fixés pour la prestation. Cette exigence est validée par un test fonctionnel réalisé en présence d'un représentant de la Société Exemple. La Société Exemple se réserve le droit de demander une démonstration anticipée de cette fonctionnalité avant la commande ferme.</w:t>
       </w:r>
     </w:p>
     <w:p>
@@ -564,12 +564,12 @@
     </w:p>
     <w:p>
       <w:r>
-        <w:t>EF-60. Le prestataire retenu doit maintenir à jour l'inventaire des équipements couverts par le contrat, avec numéro de série et localisation. Cette exigence est jugée prioritaire par la Direction des Systèmes d'Information. Le respect de cette exigence conditionne le prononcé de la réception provisoire. L'absence de cette fonctionnalité expose le Groupe EB à un risque opérationnel jugé significatif par la Direction des Systèmes d'Information.</w:t>
+        <w:t>EF-60. Le prestataire retenu doit maintenir à jour l'inventaire des équipements couverts par le contrat, avec numéro de série et localisation. Cette exigence est jugée prioritaire par la Direction des Systèmes d'Information. Le respect de cette exigence conditionne le prononcé de la réception provisoire. L'absence de cette fonctionnalité expose la Société Exemple à un risque opérationnel jugé significatif par la Direction des Systèmes d'Information.</w:t>
       </w:r>
     </w:p>
     <w:p>
       <w:r>
-        <w:t>EF-61. Le dispositif mis en œuvre doit être disponible en français, langue de travail du Groupe EB, pour l'ensemble des écrans et documents livrés. Cette exigence est jugée prioritaire par la Direction des Systèmes d'Information. Cette exigence est vérifiée lors de la recette technique, sur la base d'un scénario de test documenté. Cette exigence est reprise telle quelle dans le contrat final, sauf négociation explicite actée par écrit entre les parties.</w:t>
+        <w:t>EF-61. Le dispositif mis en œuvre doit être disponible en français, langue de travail de la Société Exemple, pour l'ensemble des écrans et documents livrés. Cette exigence est jugée prioritaire par la Direction des Systèmes d'Information. Cette exigence est vérifiée lors de la recette technique, sur la base d'un scénario de test documenté. Cette exigence est reprise telle quelle dans le contrat final, sauf négociation explicite actée par écrit entre les parties.</w:t>
       </w:r>
     </w:p>
     <w:p>
@@ -579,7 +579,7 @@
     </w:p>
     <w:p>
       <w:r>
-        <w:t>EF-63. Le dispositif mis en œuvre doit reposer sur une authentification unique adossée à l'annuaire LDAP du Groupe EB. Cette exigence s'inscrit dans la politique de sécurité du Groupe EB. Le non-respect constaté de cette exigence ouvre un délai de reprise avant réception. Le Groupe EB se réserve le droit de demander une démonstration anticipée de cette fonctionnalité avant la commande ferme.</w:t>
+        <w:t>EF-63. Le dispositif mis en œuvre doit reposer sur une authentification unique adossée à l'annuaire LDAP de la Société Exemple. Cette exigence s'inscrit dans la politique de sécurité de la Société Exemple. Le non-respect constaté de cette exigence ouvre un délai de reprise avant réception. La Société Exemple se réserve le droit de demander une démonstration anticipée de cette fonctionnalité avant la commande ferme.</w:t>
       </w:r>
     </w:p>
     <w:p>
@@ -589,22 +589,22 @@
     </w:p>
     <w:p>
       <w:r>
-        <w:t>EF-65. Le prestataire retenu doit réaliser un diagnostic à distance avant tout déplacement sur site, sauf incident bloquant. Cette exigence est jugée prioritaire par la Direction des Systèmes d'Information. Cette exigence est vérifiée lors de la recette technique, sur la base d'un scénario de test documenté. Le Groupe EB se réserve le droit de demander une démonstration anticipée de cette fonctionnalité avant la commande ferme.</w:t>
+        <w:t>EF-65. Le prestataire retenu doit réaliser un diagnostic à distance avant tout déplacement sur site, sauf incident bloquant. Cette exigence est jugée prioritaire par la Direction des Systèmes d'Information. Cette exigence est vérifiée lors de la recette technique, sur la base d'un scénario de test documenté. La Société Exemple se réserve le droit de demander une démonstration anticipée de cette fonctionnalité avant la commande ferme.</w:t>
       </w:r>
     </w:p>
     <w:p>
       <w:r>
-        <w:t>EF-66. Le prestataire retenu doit qualifier chaque incident selon un niveau de criticité défini conjointement avec le Groupe EB. Cette exigence conditionne l'adhésion des utilisateurs finaux à la nouvelle solution. Cette exigence est tracée dans la matrice de conformité remise avec l'offre. Cette exigence est reprise telle quelle dans le contrat final, sauf négociation explicite actée par écrit entre les parties.</w:t>
+        <w:t>EF-66. Le prestataire retenu doit qualifier chaque incident selon un niveau de criticité défini conjointement avec la Société Exemple. Cette exigence conditionne l'adhésion des utilisateurs finaux à la nouvelle solution. Cette exigence est tracée dans la matrice de conformité remise avec l'offre. Cette exigence est reprise telle quelle dans le contrat final, sauf négociation explicite actée par écrit entre les parties.</w:t>
       </w:r>
     </w:p>
     <w:p>
       <w:r>
-        <w:t>EF-67. Le dispositif mis en œuvre doit permettre la remontée d'alerte vers l'équipe d'astreinte en cas d'anomalie bloquante. Cette exigence a été formulée à la suite des incidents constatés sur le système actuel. Cette exigence fait l'objet d'un contrôle contradictoire entre le prestataire et les équipes du Groupe EB. Le prestataire décrit dans son offre la manière dont il compte répondre à cette exigence, avec le niveau de détail attendu pour une consultation de ce type.</w:t>
+        <w:t>EF-67. Le dispositif mis en œuvre doit permettre la remontée d'alerte vers l'équipe d'astreinte en cas d'anomalie bloquante. Cette exigence a été formulée à la suite des incidents constatés sur le système actuel. Cette exigence fait l'objet d'un contrôle contradictoire entre le prestataire et les équipes de la Société Exemple. Le prestataire décrit dans son offre la manière dont il compte répondre à cette exigence, avec le niveau de détail attendu pour une consultation de ce type.</w:t>
       </w:r>
     </w:p>
     <w:p>
       <w:r>
-        <w:t>EF-68. Le dispositif mis en œuvre doit fournir une documentation d'exploitation permettant aux équipes internes d'assurer le support de premier niveau. Cette exigence est jugée prioritaire par la Direction des Systèmes d'Information. Cette exigence est validée par un test fonctionnel réalisé en présence d'un représentant du Groupe EB. Une réponse partielle à cette exigence doit être explicitement signalée et justifiée dans l'offre du prestataire.</w:t>
+        <w:t>EF-68. Le dispositif mis en œuvre doit fournir une documentation d'exploitation permettant aux équipes internes d'assurer le support de premier niveau. Cette exigence est jugée prioritaire par la Direction des Systèmes d'Information. Cette exigence est validée par un test fonctionnel réalisé en présence d'un représentant de la Société Exemple. Une réponse partielle à cette exigence doit être explicitement signalée et justifiée dans l'offre du prestataire.</w:t>
       </w:r>
     </w:p>
     <w:p>
@@ -614,17 +614,17 @@
     </w:p>
     <w:p>
       <w:r>
-        <w:t>EF-70. Le prestataire doit communiquer sans délai au Groupe EB toute panne récurrente constatée sur un même équipement. Cette exigence contribue directement aux objectifs de qualité de service fixés pour la prestation. Cette exigence est vérifiée lors de la recette technique, sur la base d'un scénario de test documenté. Cette exigence a un impact direct sur l'expérience quotidienne des utilisateurs finaux du système.</w:t>
+        <w:t>EF-70. Le prestataire doit communiquer sans délai à la Société Exemple toute panne récurrente constatée sur un même équipement. Cette exigence contribue directement aux objectifs de qualité de service fixés pour la prestation. Cette exigence est vérifiée lors de la recette technique, sur la base d'un scénario de test documenté. Cette exigence a un impact direct sur l'expérience quotidienne des utilisateurs finaux du système.</w:t>
       </w:r>
     </w:p>
     <w:p>
       <w:r>
-        <w:t>EF-71. Le dispositif mis en œuvre doit restituer, sur demande du Groupe EB, un état complet des habilitations actives à un instant donné. Cette exigence conditionne l'adhésion des utilisateurs finaux à la nouvelle solution. Cette exigence fait l'objet d'un contrôle contradictoire entre le prestataire et les équipes du Groupe EB. Une réponse partielle à cette exigence doit être explicitement signalée et justifiée dans l'offre du prestataire.</w:t>
+        <w:t>EF-71. Le dispositif mis en œuvre doit restituer, sur demande de la Société Exemple, un état complet des habilitations actives à un instant donné. Cette exigence conditionne l'adhésion des utilisateurs finaux à la nouvelle solution. Cette exigence fait l'objet d'un contrôle contradictoire entre le prestataire et les équipes de la Société Exemple. Une réponse partielle à cette exigence doit être explicitement signalée et justifiée dans l'offre du prestataire.</w:t>
       </w:r>
     </w:p>
     <w:p>
       <w:r>
-        <w:t>EF-72. Le système doit restituer, sur demande du Groupe EB, un état complet des habilitations actives à un instant donné. Cette exigence répond à un besoin exprimé par les utilisateurs métier lors des ateliers de cadrage. Cette exigence fait l'objet d'un contrôle contradictoire entre le prestataire et les équipes du Groupe EB. Cette exigence a un impact direct sur l'expérience quotidienne des utilisateurs finaux du système.</w:t>
+        <w:t>EF-72. Le système doit restituer, sur demande de la Société Exemple, un état complet des habilitations actives à un instant donné. Cette exigence répond à un besoin exprimé par les utilisateurs métier lors des ateliers de cadrage. Cette exigence fait l'objet d'un contrôle contradictoire entre le prestataire et les équipes de la Société Exemple. Cette exigence a un impact direct sur l'expérience quotidienne des utilisateurs finaux du système.</w:t>
       </w:r>
     </w:p>
     <w:p>
@@ -720,27 +720,27 @@
     </w:p>
     <w:p>
       <w:r>
-        <w:t>- ISO 9001 pour les processus de maintenance. Le prestataire produit les preuves de conformité correspondantes sur demande du Groupe EB.</w:t>
+        <w:t>- ISO 9001 pour les processus de maintenance. Le prestataire produit les preuves de conformité correspondantes sur demande de la Société Exemple.</w:t>
       </w:r>
     </w:p>
     <w:p>
       <w:r>
-        <w:t>- ISO/IEC 27001. Le prestataire produit les preuves de conformité correspondantes sur demande du Groupe EB.</w:t>
+        <w:t>- ISO/IEC 27001. Le prestataire produit les preuves de conformité correspondantes sur demande de la Société Exemple.</w:t>
       </w:r>
     </w:p>
     <w:p>
       <w:r>
-        <w:t>- Normes constructeur applicables au parc couvert. Le prestataire produit les preuves de conformité correspondantes sur demande du Groupe EB.</w:t>
+        <w:t>- Normes constructeur applicables au parc couvert. Le prestataire produit les preuves de conformité correspondantes sur demande de la Société Exemple.</w:t>
       </w:r>
     </w:p>
     <w:p>
       <w:r>
-        <w:t>- Politique de sécurité des systèmes d'information du Groupe EB. Cette exigence s'applique pour toute la durée du marché, y compris pendant la période de garantie.</w:t>
+        <w:t>- Politique de sécurité des systèmes d'information de la Société Exemple. Cette exigence s'applique pour toute la durée du marché, y compris pendant la période de garantie.</w:t>
       </w:r>
     </w:p>
     <w:p>
       <w:r>
-        <w:t>- Charte informatique interne du Groupe EB. Toute non-conformité constatée est corrigée aux frais du prestataire avant la réception.</w:t>
+        <w:t>- Charte informatique interne de la Société Exemple. Toute non-conformité constatée est corrigée aux frais du prestataire avant la réception.</w:t>
       </w:r>
     </w:p>
     <w:p>
@@ -768,12 +768,12 @@
     </w:p>
     <w:p>
       <w:r>
-        <w:t>Le taux de disponibilité mensuel minimal exigé est de 99,0 %, mesuré sur les heures ouvrées du Groupe EB. La Garantie de Temps d'Intervention (GTI) et la Garantie de Temps de Rétablissement (GTR) sont fixées ci-dessous, en heures ouvrées à compter de l'ouverture du ticket d'incident.</w:t>
+        <w:t>Le taux de disponibilité mensuel minimal exigé est de 99,0 %, mesuré sur les heures ouvrées de la Société Exemple. La Garantie de Temps d'Intervention (GTI) et la Garantie de Temps de Rétablissement (GTR) sont fixées ci-dessous, en heures ouvrées à compter de l'ouverture du ticket d'incident.</w:t>
       </w:r>
     </w:p>
     <w:p>
       <w:r>
-        <w:t>En cas de dépassement de la GTR, le prestataire en informe sans délai le Groupe EB et propose un plan d'action correctif dans les 24 heures suivant le dépassement constaté.</w:t>
+        <w:t>En cas de dépassement de la GTR, le prestataire en informe sans délai la Société Exemple et propose un plan d'action correctif dans les 24 heures suivant le dépassement constaté.</w:t>
       </w:r>
     </w:p>
     <w:p>
@@ -828,12 +828,12 @@
     </w:p>
     <w:p>
       <w:r>
-        <w:t>La disponibilité est calculée mensuellement selon la formule usuelle du temps de fonctionnement rapporté au temps total de la période, hors fenêtres de maintenance planifiée notifiées au préalable au Groupe EB. Un relevé détaillé est transmis chaque début de mois, accompagné de la liste des incidents survenus et de leur temps de résolution respectif.</w:t>
+        <w:t>La disponibilité est calculée mensuellement selon la formule usuelle du temps de fonctionnement rapporté au temps total de la période, hors fenêtres de maintenance planifiée notifiées au préalable à la Société Exemple. Un relevé détaillé est transmis chaque début de mois, accompagné de la liste des incidents survenus et de leur temps de résolution respectif.</w:t>
       </w:r>
     </w:p>
     <w:p>
       <w:r>
-        <w:t>Toute contestation d'un relevé doit être formulée par écrit dans un délai de dix jours ouvrés suivant sa réception, faute de quoi le relevé est réputé accepté par le Groupe EB.</w:t>
+        <w:t>Toute contestation d'un relevé doit être formulée par écrit dans un délai de dix jours ouvrés suivant sa réception, faute de quoi le relevé est réputé accepté par la Société Exemple.</w:t>
       </w:r>
     </w:p>
     <w:p>
@@ -881,7 +881,7 @@
     </w:p>
     <w:p>
       <w:r>
-        <w:t>| Procédure d'astreinte | PDF | Avant le démarrage du contrat | Rédigé en français, conforme au gabarit documentaire du Groupe EB. |</w:t>
+        <w:t>| Procédure d'astreinte | PDF | Avant le démarrage du contrat | Rédigé en français, conforme au gabarit documentaire de la Société Exemple. |</w:t>
       </w:r>
     </w:p>
     <w:p>
@@ -891,7 +891,7 @@
     </w:p>
     <w:p>
       <w:r>
-        <w:t>Chaque livrable fait l'objet d'une vérification de conformité par le Groupe EB avant acceptation. Un livrable rejeté est repris par le prestataire sans incidence sur le délai contractuel global, sauf si le rejet résulte d'une modification du périmètre demandée par le Groupe EB.</w:t>
+        <w:t>Chaque livrable fait l'objet d'une vérification de conformité par la Société Exemple avant acceptation. Un livrable rejeté est repris par le prestataire sans incidence sur le délai contractuel global, sauf si le rejet résulte d'une modification du périmètre demandée par la Société Exemple.</w:t>
       </w:r>
     </w:p>
     <w:p>
@@ -904,7 +904,7 @@
     </w:p>
     <w:p>
       <w:r>
-        <w:t>Le projet est découpé en phases successives, chacune donnant lieu à un jalon de validation formalisé par un compte-rendu contradictoire entre le prestataire et le Groupe EB. Le passage à la phase suivante est conditionné à la levée des réserves éventuelles de la phase précédente.</w:t>
+        <w:t>Le projet est découpé en phases successives, chacune donnant lieu à un jalon de validation formalisé par un compte-rendu contradictoire entre le prestataire et la Société Exemple. Le passage à la phase suivante est conditionné à la levée des réserves éventuelles de la phase précédente.</w:t>
       </w:r>
     </w:p>
     <w:p>
@@ -919,7 +919,7 @@
     </w:p>
     <w:p>
       <w:r>
-        <w:t xml:space="preserve">  - Point d'avancement hebdomadaire avec le chef de projet Groupe EB.</w:t>
+        <w:t xml:space="preserve">  - Point d'avancement hebdomadaire avec le chef de projet Société Exemple.</w:t>
       </w:r>
     </w:p>
     <w:p>
@@ -964,7 +964,7 @@
     </w:p>
     <w:p>
       <w:r>
-        <w:t xml:space="preserve">  - Mise à jour du planning détaillé partagé avec le Groupe EB.</w:t>
+        <w:t xml:space="preserve">  - Mise à jour du planning détaillé partagé avec la Société Exemple.</w:t>
       </w:r>
     </w:p>
     <w:p>
@@ -999,7 +999,7 @@
     </w:p>
     <w:p>
       <w:r>
-        <w:t xml:space="preserve">  - Point d'avancement hebdomadaire avec le chef de projet Groupe EB.</w:t>
+        <w:t xml:space="preserve">  - Point d'avancement hebdomadaire avec le chef de projet Société Exemple.</w:t>
       </w:r>
     </w:p>
     <w:p>
@@ -1014,7 +1014,7 @@
     </w:p>
     <w:p>
       <w:r>
-        <w:t xml:space="preserve">  - Point d'avancement hebdomadaire avec le chef de projet Groupe EB.</w:t>
+        <w:t xml:space="preserve">  - Point d'avancement hebdomadaire avec le chef de projet Société Exemple.</w:t>
       </w:r>
     </w:p>
     <w:p>
@@ -1024,7 +1024,7 @@
     </w:p>
     <w:p>
       <w:r>
-        <w:t xml:space="preserve">  - Mise à jour du planning détaillé partagé avec le Groupe EB.</w:t>
+        <w:t xml:space="preserve">  - Mise à jour du planning détaillé partagé avec la Société Exemple.</w:t>
       </w:r>
     </w:p>
     <w:p>
@@ -1039,7 +1039,7 @@
     </w:p>
     <w:p>
       <w:r>
-        <w:t xml:space="preserve">  - Mise à jour du planning détaillé partagé avec le Groupe EB.</w:t>
+        <w:t xml:space="preserve">  - Mise à jour du planning détaillé partagé avec la Société Exemple.</w:t>
       </w:r>
     </w:p>
     <w:p>
@@ -1074,7 +1074,7 @@
     </w:p>
     <w:p>
       <w:r>
-        <w:t xml:space="preserve">  - Point d'avancement hebdomadaire avec le chef de projet Groupe EB.</w:t>
+        <w:t xml:space="preserve">  - Point d'avancement hebdomadaire avec le chef de projet Société Exemple.</w:t>
       </w:r>
     </w:p>
     <w:p>
@@ -1092,7 +1092,7 @@
     </w:p>
     <w:p>
       <w:r>
-        <w:t>Le respect du calendrier contractuel constitue une obligation essentielle du prestataire. Tout risque de dérive doit être signalé sans délai au Groupe EB, accompagné d'un plan de récupération proposé par le prestataire.</w:t>
+        <w:t>Le respect du calendrier contractuel constitue une obligation essentielle du prestataire. Tout risque de dérive doit être signalé sans délai à la Société Exemple, accompagné d'un plan de récupération proposé par le prestataire.</w:t>
       </w:r>
     </w:p>
     <w:p>
@@ -1102,7 +1102,7 @@
     </w:p>
     <w:p>
       <w:r>
-        <w:t>En cas de retard imputable au prestataire, une pénalité de 0,8 % du montant total du marché est appliquée par jour calendaire de retard. Le montant cumulé des pénalités est plafonné à 15 % du montant du marché. Au-delà de ce plafond, le Groupe EB se réserve le droit de résilier le marché aux torts exclusifs du prestataire, sans préjudice des dommages et intérêts.</w:t>
+        <w:t>En cas de retard imputable au prestataire, une pénalité de 0,8 % du montant total du marché est appliquée par jour calendaire de retard. Le montant cumulé des pénalités est plafonné à 15 % du montant du marché. Au-delà de ce plafond, la Société Exemple se réserve le droit de résilier le marché aux torts exclusifs du prestataire, sans préjudice des dommages et intérêts.</w:t>
       </w:r>
     </w:p>
     <w:p>
@@ -1112,7 +1112,7 @@
     </w:p>
     <w:p>
       <w:r>
-        <w:t>À l'expiration de la garantie, un contrat de maintenance pourra être conclu par avenant, aux conditions tarifaires proposées dans l'offre initiale. Le prestataire communique, avant l'échéance de la garantie, un état des lieux détaillé du périmètre couvert, permettant au Groupe EB d'apprécier l'opportunité de reconduire la relation contractuelle.</w:t>
+        <w:t>À l'expiration de la garantie, un contrat de maintenance pourra être conclu par avenant, aux conditions tarifaires proposées dans l'offre initiale. Le prestataire communique, avant l'échéance de la garantie, un état des lieux détaillé du périmètre couvert, permettant à la Société Exemple d'apprécier l'opportunité de reconduire la relation contractuelle.</w:t>
       </w:r>
     </w:p>
     <w:p>
@@ -1135,7 +1135,7 @@
     </w:p>
     <w:p>
       <w:r>
-        <w:t>Les factures sont établies selon les jalons décrits au chapitre Planning et jalons, et accompagnées des pièces justificatives requises par la Direction Financière du Groupe EB. Toute facture incomplète est retournée au prestataire et suspend le délai de règlement jusqu'à régularisation.</w:t>
+        <w:t>Les factures sont établies selon les jalons décrits au chapitre Planning et jalons, et accompagnées des pièces justificatives requises par la Direction Financière de la Société Exemple. Toute facture incomplète est retournée au prestataire et suspend le délai de règlement jusqu'à régularisation.</w:t>
       </w:r>
     </w:p>
     <w:p>
@@ -1279,7 +1279,7 @@
         <w:b/>
         <w:color w:val="1C3F60"/>
       </w:rPr>
-      <w:t>GROUPE EB — Direction des Systèmes d'Information</w:t>
+      <w:t>SOCIÉTÉ EXEMPLE — Direction des Systèmes d'Information</w:t>
     </w:r>
   </w:p>
 </w:hdr>
